--- a/Amit Resume002.docx
+++ b/Amit Resume002.docx
@@ -480,7 +480,7 @@
               </wp:anchor>
             </w:drawing>
           </mc:Choice>
-          <mc:Fallback xmlns:sl="http://schemas.openxmlformats.org/schemaLibrary/2006/main" xmlns:a="http://schemas.openxmlformats.org/drawingml/2006/main" xmlns:pic="http://schemas.openxmlformats.org/drawingml/2006/picture" xmlns:c="http://schemas.openxmlformats.org/drawingml/2006/chart" xmlns:lc="http://schemas.openxmlformats.org/drawingml/2006/lockedCanvas" xmlns:dgm="http://schemas.openxmlformats.org/drawingml/2006/diagram" xmlns:w15="http://schemas.microsoft.com/office/word/2012/wordml" xmlns:w16="http://schemas.microsoft.com/office/word/2018/wordml" xmlns:w16cex="http://schemas.microsoft.com/office/word/2018/wordml/cex" xmlns:w16cid="http://schemas.microsoft.com/office/word/2016/wordml/cid" xmlns="http://schemas.microsoft.com/office/tasks/2019/documenttasks" xmlns:cr="http://schemas.microsoft.com/office/comments/2020/reactions">
+          <mc:Fallback xmlns:cr="http://schemas.microsoft.com/office/comments/2020/reactions" xmlns="http://schemas.microsoft.com/office/tasks/2019/documenttasks" xmlns:w16cid="http://schemas.microsoft.com/office/word/2016/wordml/cid" xmlns:w16cex="http://schemas.microsoft.com/office/word/2018/wordml/cex" xmlns:w16="http://schemas.microsoft.com/office/word/2018/wordml" xmlns:w15="http://schemas.microsoft.com/office/word/2012/wordml" xmlns:dgm="http://schemas.openxmlformats.org/drawingml/2006/diagram" xmlns:lc="http://schemas.openxmlformats.org/drawingml/2006/lockedCanvas" xmlns:c="http://schemas.openxmlformats.org/drawingml/2006/chart" xmlns:pic="http://schemas.openxmlformats.org/drawingml/2006/picture" xmlns:a="http://schemas.openxmlformats.org/drawingml/2006/main" xmlns:sl="http://schemas.openxmlformats.org/schemaLibrary/2006/main">
             <w:drawing>
               <wp:anchor allowOverlap="1" behindDoc="0" distB="0" distT="0" distL="0" distR="0" hidden="0" layoutInCell="1" locked="0" relativeHeight="0" simplePos="0">
                 <wp:simplePos x="0" y="0"/>
@@ -1030,39 +1030,33 @@
           <w:sz w:val="23"/>
           <w:szCs w:val="23"/>
         </w:rPr>
-        <w:t>Successfully completed “Programmi</w:t>
-      </w:r>
-      <w:r>
-        <w:rPr>
-          <w:color w:val="000000"/>
-          <w:sz w:val="23"/>
-          <w:szCs w:val="23"/>
-        </w:rPr>
-        <w:t xml:space="preserve">ng with Python” course with the </w:t>
-      </w:r>
-      <w:r>
-        <w:rPr>
-          <w:color w:val="000000"/>
-          <w:sz w:val="23"/>
-          <w:szCs w:val="23"/>
-        </w:rPr>
-        <w:t>collaboration of Skill India and NSDC certification. The certificate awar</w:t>
-      </w:r>
-      <w:r>
-        <w:rPr>
-          <w:color w:val="000000"/>
-          <w:sz w:val="23"/>
-          <w:szCs w:val="23"/>
-        </w:rPr>
-        <w:t xml:space="preserve">d with </w:t>
-      </w:r>
-      <w:r>
-        <w:rPr>
-          <w:color w:val="000000"/>
-          <w:sz w:val="23"/>
-          <w:szCs w:val="23"/>
-        </w:rPr>
-        <w:t>Grade B.</w:t>
+        <w:t xml:space="preserve">Successfully completed the MERN Stack Development Internship at </w:t>
+      </w:r>
+      <w:r>
+        <w:rPr>
+          <w:b/>
+          <w:bCs/>
+          <w:color w:val="000000"/>
+          <w:sz w:val="23"/>
+          <w:szCs w:val="23"/>
+        </w:rPr>
+        <w:t>IIT Ropar</w:t>
+      </w:r>
+      <w:r>
+        <w:rPr>
+          <w:color w:val="000000"/>
+          <w:sz w:val="23"/>
+          <w:szCs w:val="23"/>
+        </w:rPr>
+        <w:t xml:space="preserve"> from December 2025 to January 2026.</w:t>
+      </w:r>
+      <w:r>
+        <w:rPr>
+          <w:color w:val="000000"/>
+          <w:sz w:val="23"/>
+          <w:szCs w:val="23"/>
+        </w:rPr>
+        <w:tab/>
       </w:r>
     </w:p>
     <w:p>
@@ -1096,15 +1090,33 @@
           <w:sz w:val="23"/>
           <w:szCs w:val="23"/>
         </w:rPr>
-        <w:t xml:space="preserve">Successfully Completed One Month internship with “Carnival Media” during the period of November 2024. </w:t>
-      </w:r>
-      <w:r>
-        <w:rPr>
-          <w:color w:val="000000"/>
-          <w:sz w:val="23"/>
-          <w:szCs w:val="23"/>
-        </w:rPr>
-        <w:tab/>
+        <w:t>Successfully Compl</w:t>
+      </w:r>
+      <w:r>
+        <w:rPr>
+          <w:color w:val="000000"/>
+          <w:sz w:val="23"/>
+          <w:szCs w:val="23"/>
+        </w:rPr>
+        <w:t xml:space="preserve">eted One Month internship with </w:t>
+      </w:r>
+      <w:r>
+        <w:rPr>
+          <w:b/>
+          <w:bCs/>
+          <w:color w:val="000000"/>
+          <w:sz w:val="23"/>
+          <w:szCs w:val="23"/>
+        </w:rPr>
+        <w:t>Carnival Media</w:t>
+      </w:r>
+      <w:r>
+        <w:rPr>
+          <w:color w:val="000000"/>
+          <w:sz w:val="23"/>
+          <w:szCs w:val="23"/>
+        </w:rPr>
+        <w:t xml:space="preserve"> during the period of November 2024. </w:t>
       </w:r>
     </w:p>
     <w:p>
@@ -1138,31 +1150,27 @@
           <w:sz w:val="23"/>
           <w:szCs w:val="23"/>
         </w:rPr>
-        <w:t xml:space="preserve">Successfully completed 12 weeks of Core JAVA </w:t>
-      </w:r>
-      <w:r>
-        <w:rPr>
-          <w:color w:val="000000"/>
-          <w:sz w:val="23"/>
-          <w:szCs w:val="23"/>
-        </w:rPr>
-        <w:t xml:space="preserve">programming course from </w:t>
-      </w:r>
-      <w:r>
-        <w:rPr>
-          <w:color w:val="000000"/>
-          <w:sz w:val="23"/>
-          <w:szCs w:val="23"/>
-        </w:rPr>
-        <w:t>NPTEL (</w:t>
-      </w:r>
-      <w:r>
-        <w:rPr>
-          <w:color w:val="000000"/>
-          <w:sz w:val="23"/>
-          <w:szCs w:val="23"/>
-        </w:rPr>
-        <w:t>National Program on Technology Enhanced Learning).</w:t>
+        <w:t xml:space="preserve">Successfully completed the Web Development Internship at </w:t>
+      </w:r>
+      <w:proofErr w:type="spellStart"/>
+      <w:r>
+        <w:rPr>
+          <w:b/>
+          <w:bCs/>
+          <w:color w:val="000000"/>
+          <w:sz w:val="23"/>
+          <w:szCs w:val="23"/>
+        </w:rPr>
+        <w:t>Proxenix</w:t>
+      </w:r>
+      <w:proofErr w:type="spellEnd"/>
+      <w:r>
+        <w:rPr>
+          <w:color w:val="000000"/>
+          <w:sz w:val="23"/>
+          <w:szCs w:val="23"/>
+        </w:rPr>
+        <w:t xml:space="preserve"> from July 2025 to September 2025.</w:t>
       </w:r>
     </w:p>
     <w:p>
@@ -1196,25 +1204,39 @@
           <w:sz w:val="23"/>
           <w:szCs w:val="23"/>
         </w:rPr>
-        <w:t xml:space="preserve">Successfully completed the Web Development Internship at </w:t>
-      </w:r>
-      <w:proofErr w:type="spellStart"/>
-      <w:r>
-        <w:rPr>
-          <w:color w:val="000000"/>
-          <w:sz w:val="23"/>
-          <w:szCs w:val="23"/>
-        </w:rPr>
-        <w:t>Proxenix</w:t>
-      </w:r>
-      <w:proofErr w:type="spellEnd"/>
-      <w:r>
-        <w:rPr>
-          <w:color w:val="000000"/>
-          <w:sz w:val="23"/>
-          <w:szCs w:val="23"/>
-        </w:rPr>
-        <w:t xml:space="preserve"> from July 2025 to September 2025.</w:t>
+        <w:t>Successfully completed “Programmi</w:t>
+      </w:r>
+      <w:r>
+        <w:rPr>
+          <w:color w:val="000000"/>
+          <w:sz w:val="23"/>
+          <w:szCs w:val="23"/>
+        </w:rPr>
+        <w:t xml:space="preserve">ng with Python” course with the </w:t>
+      </w:r>
+      <w:r>
+        <w:rPr>
+          <w:color w:val="000000"/>
+          <w:sz w:val="23"/>
+          <w:szCs w:val="23"/>
+        </w:rPr>
+        <w:t>collaboration of Skill India and NSDC certification. The certificate awar</w:t>
+      </w:r>
+      <w:r>
+        <w:rPr>
+          <w:color w:val="000000"/>
+          <w:sz w:val="23"/>
+          <w:szCs w:val="23"/>
+        </w:rPr>
+        <w:t xml:space="preserve">d with </w:t>
+      </w:r>
+      <w:r>
+        <w:rPr>
+          <w:color w:val="000000"/>
+          <w:sz w:val="23"/>
+          <w:szCs w:val="23"/>
+        </w:rPr>
+        <w:t>Grade B.</w:t>
       </w:r>
     </w:p>
     <w:p>
@@ -1248,94 +1270,24 @@
           <w:sz w:val="23"/>
           <w:szCs w:val="23"/>
         </w:rPr>
-        <w:t>Successfully completed th</w:t>
-      </w:r>
-      <w:r>
-        <w:rPr>
-          <w:color w:val="000000"/>
-          <w:sz w:val="23"/>
-          <w:szCs w:val="23"/>
-        </w:rPr>
-        <w:t xml:space="preserve">e MERN Stack </w:t>
-      </w:r>
-      <w:r>
-        <w:rPr>
-          <w:color w:val="000000"/>
-          <w:sz w:val="23"/>
-          <w:szCs w:val="23"/>
-        </w:rPr>
-        <w:t xml:space="preserve">Development Internship at </w:t>
-      </w:r>
-      <w:r>
-        <w:rPr>
-          <w:color w:val="000000"/>
-          <w:sz w:val="23"/>
-          <w:szCs w:val="23"/>
-        </w:rPr>
-        <w:t xml:space="preserve">IIT Ropar </w:t>
-      </w:r>
-      <w:r>
-        <w:rPr>
-          <w:color w:val="000000"/>
-          <w:sz w:val="23"/>
-          <w:szCs w:val="23"/>
-        </w:rPr>
-        <w:t xml:space="preserve">from </w:t>
-      </w:r>
-      <w:r>
-        <w:rPr>
-          <w:color w:val="000000"/>
-          <w:sz w:val="23"/>
-          <w:szCs w:val="23"/>
-        </w:rPr>
-        <w:t>December</w:t>
-      </w:r>
-      <w:r>
-        <w:rPr>
-          <w:color w:val="000000"/>
-          <w:sz w:val="23"/>
-          <w:szCs w:val="23"/>
-        </w:rPr>
-        <w:t xml:space="preserve"> 2025 to </w:t>
-      </w:r>
-      <w:r>
-        <w:rPr>
-          <w:color w:val="000000"/>
-          <w:sz w:val="23"/>
-          <w:szCs w:val="23"/>
-        </w:rPr>
-        <w:t>January 2026</w:t>
-      </w:r>
-      <w:r>
-        <w:rPr>
-          <w:color w:val="000000"/>
-          <w:sz w:val="23"/>
-          <w:szCs w:val="23"/>
-        </w:rPr>
-        <w:t>.</w:t>
-      </w:r>
-    </w:p>
-    <w:p>
-      <w:pPr>
-        <w:pStyle w:val="ListParagraph"/>
-        <w:pBdr>
-          <w:top w:val="nil"/>
-          <w:left w:val="nil"/>
-          <w:bottom w:val="nil"/>
-          <w:right w:val="nil"/>
-          <w:between w:val="nil"/>
-        </w:pBdr>
-        <w:tabs>
-          <w:tab w:val="left" w:pos="2250"/>
-        </w:tabs>
-        <w:spacing w:line="252" w:lineRule="auto"/>
-        <w:ind w:left="1620" w:right="111" w:firstLine="0"/>
-        <w:rPr>
-          <w:color w:val="000000"/>
-          <w:sz w:val="23"/>
-          <w:szCs w:val="23"/>
-        </w:rPr>
-      </w:pPr>
+        <w:t xml:space="preserve">Successfully completed 12 weeks of Core JAVA </w:t>
+      </w:r>
+      <w:r>
+        <w:rPr>
+          <w:color w:val="000000"/>
+          <w:sz w:val="23"/>
+          <w:szCs w:val="23"/>
+        </w:rPr>
+        <w:t xml:space="preserve">programming course from </w:t>
+      </w:r>
+      <w:r>
+        <w:rPr>
+          <w:color w:val="000000"/>
+          <w:sz w:val="23"/>
+          <w:szCs w:val="23"/>
+        </w:rPr>
+        <w:t>NPTEL (National Program on Technology Enhanced Learning).</w:t>
+      </w:r>
       <w:bookmarkStart w:id="6" w:name="_GoBack"/>
       <w:bookmarkEnd w:id="6"/>
     </w:p>
@@ -1385,8 +1337,10 @@
           <w:tab w:val="left" w:pos="2250"/>
         </w:tabs>
         <w:spacing w:line="252" w:lineRule="auto"/>
-        <w:ind w:right="111"/>
-        <w:rPr>
+        <w:ind w:right="111" w:firstLine="180"/>
+        <w:rPr>
+          <w:b/>
+          <w:bCs/>
           <w:color w:val="000000"/>
           <w:sz w:val="23"/>
           <w:szCs w:val="23"/>
@@ -1404,7 +1358,7 @@
         <mc:AlternateContent>
           <mc:Choice Requires="wps">
             <w:drawing>
-              <wp:anchor distT="0" distB="0" distL="114300" distR="114300" simplePos="0" relativeHeight="251665408" behindDoc="0" locked="0" layoutInCell="1" allowOverlap="1" wp14:anchorId="0F6BE786" wp14:editId="399DA9DD">
+              <wp:anchor distT="0" distB="0" distL="114300" distR="114300" simplePos="0" relativeHeight="251665408" behindDoc="0" locked="0" layoutInCell="1" allowOverlap="1" wp14:anchorId="035D4B9E" wp14:editId="2D2AA87E">
                 <wp:simplePos x="0" y="0"/>
                 <wp:positionH relativeFrom="column">
                   <wp:posOffset>99423</wp:posOffset>
@@ -1479,10 +1433,18 @@
         </w:numPr>
       </w:pPr>
       <w:r>
-        <w:t>Real-Time Chat Application (Node.js, Express.js, Socket.IO, HTML, CSS, JavaScript)</w:t>
-      </w:r>
-      <w:r>
-        <w:t>.</w:t>
+        <w:t xml:space="preserve">Phishing Detection and Simulation </w:t>
+      </w:r>
+      <w:proofErr w:type="gramStart"/>
+      <w:r>
+        <w:t>System(</w:t>
+      </w:r>
+      <w:proofErr w:type="gramEnd"/>
+      <w:r>
+        <w:t>Node.js, Express.js</w:t>
+      </w:r>
+      <w:r>
+        <w:t>, HTML, CSS, JavaScript).</w:t>
       </w:r>
     </w:p>
     <w:p>
@@ -1494,7 +1456,10 @@
         </w:numPr>
       </w:pPr>
       <w:r>
-        <w:t>Customer Feedback Collection System (Python, Flask, SQLite, HTML, CSS, JavaScript).</w:t>
+        <w:t>Real-Time Chat Application (Node.js, Express.js, Socket.IO, HTML, CSS, JavaScript)</w:t>
+      </w:r>
+      <w:r>
+        <w:t>.</w:t>
       </w:r>
     </w:p>
     <w:p>
@@ -1506,25 +1471,29 @@
         </w:numPr>
       </w:pPr>
       <w:r>
+        <w:t>Customer Feedback Collection System (Python, Flask, SQLite, HTML, CSS, JavaScript).</w:t>
+      </w:r>
+    </w:p>
+    <w:p>
+      <w:pPr>
+        <w:pStyle w:val="ListParagraph"/>
+        <w:numPr>
+          <w:ilvl w:val="0"/>
+          <w:numId w:val="6"/>
+        </w:numPr>
+      </w:pPr>
+      <w:r>
         <w:t>CRUD Record-Keeping Application (Python, Flask, SQLite, HTML, CSS).</w:t>
       </w:r>
     </w:p>
     <w:p>
       <w:pPr>
-        <w:pStyle w:val="ListParagraph"/>
-        <w:ind w:left="1530" w:firstLine="0"/>
-      </w:pPr>
-      <w:r>
-        <w:rPr>
-          <w:color w:val="000000"/>
-          <w:sz w:val="23"/>
-          <w:szCs w:val="23"/>
-        </w:rPr>
-        <w:tab/>
-      </w:r>
-    </w:p>
-    <w:bookmarkStart w:id="7" w:name="bookmark=id.n8jrjkiity7" w:colFirst="0" w:colLast="0"/>
-    <w:bookmarkEnd w:id="7"/>
+        <w:pStyle w:val="Heading1"/>
+        <w:ind w:firstLine="88"/>
+      </w:pPr>
+      <w:bookmarkStart w:id="7" w:name="bookmark=id.n8jrjkiity7" w:colFirst="0" w:colLast="0"/>
+      <w:bookmarkEnd w:id="7"/>
+    </w:p>
     <w:p>
       <w:pPr>
         <w:pStyle w:val="Heading1"/>
@@ -1538,7 +1507,7 @@
         <mc:AlternateContent>
           <mc:Choice Requires="wps">
             <w:drawing>
-              <wp:anchor distT="0" distB="0" distL="114300" distR="114300" simplePos="0" relativeHeight="251666432" behindDoc="0" locked="0" layoutInCell="1" allowOverlap="1" wp14:anchorId="4CA72FB7" wp14:editId="44DE6635">
+              <wp:anchor distT="0" distB="0" distL="114300" distR="114300" simplePos="0" relativeHeight="251666432" behindDoc="0" locked="0" layoutInCell="1" allowOverlap="1" wp14:anchorId="637ABB85" wp14:editId="7678D80C">
                 <wp:simplePos x="0" y="0"/>
                 <wp:positionH relativeFrom="column">
                   <wp:posOffset>142875</wp:posOffset>
@@ -1749,17 +1718,8 @@
           <w:sz w:val="23"/>
           <w:szCs w:val="23"/>
         </w:rPr>
-        <w:t xml:space="preserve">Database: MongoDB, SQLite, </w:t>
-      </w:r>
-      <w:proofErr w:type="spellStart"/>
-      <w:r>
-        <w:rPr>
-          <w:sz w:val="23"/>
-          <w:szCs w:val="23"/>
-        </w:rPr>
-        <w:t>MySql</w:t>
-      </w:r>
-      <w:proofErr w:type="spellEnd"/>
+        <w:t>Database: MongoDB, SQLite, MYSQL</w:t>
+      </w:r>
       <w:r>
         <w:rPr>
           <w:sz w:val="23"/>
@@ -1943,7 +1903,7 @@
               </wp:anchor>
             </w:drawing>
           </mc:Choice>
-          <mc:Fallback xmlns:sl="http://schemas.openxmlformats.org/schemaLibrary/2006/main" xmlns:a="http://schemas.openxmlformats.org/drawingml/2006/main" xmlns:pic="http://schemas.openxmlformats.org/drawingml/2006/picture" xmlns:c="http://schemas.openxmlformats.org/drawingml/2006/chart" xmlns:lc="http://schemas.openxmlformats.org/drawingml/2006/lockedCanvas" xmlns:dgm="http://schemas.openxmlformats.org/drawingml/2006/diagram" xmlns:w15="http://schemas.microsoft.com/office/word/2012/wordml" xmlns:w16="http://schemas.microsoft.com/office/word/2018/wordml" xmlns:w16cex="http://schemas.microsoft.com/office/word/2018/wordml/cex" xmlns:w16cid="http://schemas.microsoft.com/office/word/2016/wordml/cid" xmlns="http://schemas.microsoft.com/office/tasks/2019/documenttasks" xmlns:cr="http://schemas.microsoft.com/office/comments/2020/reactions">
+          <mc:Fallback xmlns:cr="http://schemas.microsoft.com/office/comments/2020/reactions" xmlns="http://schemas.microsoft.com/office/tasks/2019/documenttasks" xmlns:w16cid="http://schemas.microsoft.com/office/word/2016/wordml/cid" xmlns:w16cex="http://schemas.microsoft.com/office/word/2018/wordml/cex" xmlns:w16="http://schemas.microsoft.com/office/word/2018/wordml" xmlns:w15="http://schemas.microsoft.com/office/word/2012/wordml" xmlns:dgm="http://schemas.openxmlformats.org/drawingml/2006/diagram" xmlns:lc="http://schemas.openxmlformats.org/drawingml/2006/lockedCanvas" xmlns:c="http://schemas.openxmlformats.org/drawingml/2006/chart" xmlns:pic="http://schemas.openxmlformats.org/drawingml/2006/picture" xmlns:a="http://schemas.openxmlformats.org/drawingml/2006/main" xmlns:sl="http://schemas.openxmlformats.org/schemaLibrary/2006/main">
             <w:drawing>
               <wp:anchor allowOverlap="1" behindDoc="0" distB="0" distT="0" distL="0" distR="0" hidden="0" layoutInCell="1" locked="0" relativeHeight="0" simplePos="0">
                 <wp:simplePos x="0" y="0"/>
@@ -2235,24 +2195,11 @@
         </w:rPr>
         <w:t>Knowledge of MS word, MS Excel etc.</w:t>
       </w:r>
-    </w:p>
-    <w:p>
-      <w:pPr>
-        <w:tabs>
-          <w:tab w:val="left" w:pos="1530"/>
-        </w:tabs>
-        <w:spacing w:before="211"/>
-        <w:rPr>
-          <w:sz w:val="23"/>
-          <w:szCs w:val="23"/>
-        </w:rPr>
-      </w:pPr>
-      <w:r>
-        <w:rPr>
-          <w:sz w:val="23"/>
-          <w:szCs w:val="23"/>
-        </w:rPr>
-        <w:lastRenderedPageBreak/>
+      <w:r>
+        <w:rPr>
+          <w:sz w:val="23"/>
+          <w:szCs w:val="23"/>
+        </w:rPr>
         <w:tab/>
       </w:r>
     </w:p>
